--- a/02_定制简历库/半亩花田/经营分析（2027届校招-J10946）/文雪_山东大学_半亩花田_经营分析（2027届校招-J10946）.docx
+++ b/02_定制简历库/半亩花田/经营分析（2027届校招-J10946）/文雪_山东大学_半亩花田_经营分析（2027届校招-J10946）.docx
@@ -66,6 +66,12 @@
                 <w:bCs/>
                 <w:sz w:val="44"/>
               </w:rPr>
+            </w:r>
+            <w:r>
+              <w:rPr>
+                <w:b/>
+                <w:sz w:val="28"/>
+              </w:rPr>
               <w:t>文雪</w:t>
             </w:r>
           </w:p>
@@ -163,21 +169,18 @@
                 <w:rFonts w:ascii="Times New Roman" w:hAnsi="Times New Roman" w:hint="default"/>
                 <w:sz w:val="21"/>
               </w:rPr>
-              <w:t>18658249341</w:t>
             </w:r>
             <w:r>
               <w:rPr>
                 <w:rFonts w:eastAsia="等线"/>
                 <w:sz w:val="21"/>
               </w:rPr>
-              <w:t xml:space="preserve"> </w:t>
             </w:r>
             <w:r>
               <w:rPr>
                 <w:rFonts w:ascii="宋体" w:eastAsia="宋体" w:hAnsi="宋体"/>
                 <w:sz w:val="21"/>
               </w:rPr>
-              <w:t xml:space="preserve"> </w:t>
             </w:r>
             <w:r>
               <w:rPr>
@@ -186,7 +189,6 @@
                 <w:bCs/>
                 <w:sz w:val="21"/>
               </w:rPr>
-              <w:t>|</w:t>
             </w:r>
             <w:proofErr w:type="gramEnd"/>
             <w:r>
@@ -194,7 +196,6 @@
                 <w:rFonts w:eastAsia="等线"/>
                 <w:sz w:val="21"/>
               </w:rPr>
-              <w:t xml:space="preserve">  </w:t>
             </w:r>
             <w:proofErr w:type="gramStart"/>
             <w:r>
@@ -202,14 +203,12 @@
                 <w:rFonts w:ascii="Times New Roman" w:hAnsi="Times New Roman"/>
                 <w:sz w:val="21"/>
               </w:rPr>
-              <w:t>2631217547@qq.com</w:t>
             </w:r>
             <w:r>
               <w:rPr>
                 <w:rFonts w:ascii="Times New Roman" w:eastAsia="等线" w:hAnsi="Times New Roman"/>
                 <w:sz w:val="21"/>
               </w:rPr>
-              <w:t xml:space="preserve">  </w:t>
             </w:r>
             <w:r>
               <w:rPr>
@@ -218,7 +217,6 @@
                 <w:bCs/>
                 <w:sz w:val="21"/>
               </w:rPr>
-              <w:t>|</w:t>
             </w:r>
             <w:proofErr w:type="gramEnd"/>
             <w:r>
@@ -226,7 +224,6 @@
                 <w:rFonts w:ascii="宋体" w:eastAsia="宋体" w:hAnsi="宋体"/>
                 <w:sz w:val="21"/>
               </w:rPr>
-              <w:t xml:space="preserve">  </w:t>
             </w:r>
             <w:proofErr w:type="gramStart"/>
             <w:r>
@@ -234,7 +231,6 @@
                 <w:rFonts w:ascii="宋体" w:eastAsia="宋体" w:hAnsi="宋体"/>
                 <w:sz w:val="21"/>
               </w:rPr>
-              <w:t xml:space="preserve">共青团员  </w:t>
             </w:r>
             <w:r>
               <w:rPr>
@@ -242,7 +238,6 @@
                 <w:b/>
                 <w:sz w:val="21"/>
               </w:rPr>
-              <w:t>|</w:t>
             </w:r>
             <w:proofErr w:type="gramEnd"/>
             <w:r>
@@ -250,7 +245,13 @@
                 <w:rFonts w:ascii="宋体" w:eastAsia="宋体" w:hAnsi="宋体"/>
                 <w:sz w:val="21"/>
               </w:rPr>
-              <w:t xml:space="preserve">  济南</w:t>
+            </w:r>
+            <w:r>
+              <w:rPr>
+                <w:b w:val="0"/>
+                <w:sz w:val="18"/>
+              </w:rPr>
+              <w:t>18658249341 ｜ 2631217547@qq.com ｜ 共青团员 ｜ 济南</w:t>
             </w:r>
           </w:p>
         </w:tc>
@@ -309,50 +310,50 @@
                 <w:bCs/>
                 <w:sz w:val="21"/>
               </w:rPr>
-              <w:t>求职意向：</w:t>
-            </w:r>
-            <w:r>
-              <w:rPr>
-                <w:rFonts w:ascii="Times New Roman" w:eastAsia="宋体" w:hAnsi="Times New Roman" w:cs="宋体"/>
-                <w:bCs/>
-                <w:sz w:val="21"/>
-              </w:rPr>
-              <w:t xml:space="preserve"> </w:t>
-            </w:r>
-            <w:r>
-              <w:rPr>
-                <w:rFonts w:ascii="Times New Roman" w:eastAsia="宋体" w:hAnsi="Times New Roman" w:cs="宋体"/>
-                <w:sz w:val="21"/>
-              </w:rPr>
-              <w:t>供应链运营</w:t>
+            </w:r>
+            <w:r>
+              <w:rPr>
+                <w:rFonts w:ascii="Times New Roman" w:eastAsia="宋体" w:hAnsi="Times New Roman" w:cs="宋体"/>
+                <w:bCs/>
+                <w:sz w:val="21"/>
+              </w:rPr>
+            </w:r>
+            <w:r>
+              <w:rPr>
+                <w:rFonts w:ascii="Times New Roman" w:eastAsia="宋体" w:hAnsi="Times New Roman" w:cs="宋体"/>
+                <w:sz w:val="21"/>
+              </w:rPr>
             </w:r>
             <w:r>
               <w:rPr>
                 <w:rFonts w:ascii="Times New Roman" w:eastAsia="宋体" w:hAnsi="Times New Roman"/>
                 <w:sz w:val="21"/>
               </w:rPr>
-              <w:t>/</w:t>
-            </w:r>
-            <w:r>
-              <w:rPr>
-                <w:rFonts w:ascii="Times New Roman" w:eastAsia="宋体" w:hAnsi="Times New Roman" w:cs="宋体"/>
-                <w:sz w:val="21"/>
-              </w:rPr>
-              <w:t>数据分析</w:t>
+            </w:r>
+            <w:r>
+              <w:rPr>
+                <w:rFonts w:ascii="Times New Roman" w:eastAsia="宋体" w:hAnsi="Times New Roman" w:cs="宋体"/>
+                <w:sz w:val="21"/>
+              </w:rPr>
             </w:r>
             <w:r>
               <w:rPr>
                 <w:rFonts w:ascii="Times New Roman" w:eastAsia="宋体" w:hAnsi="Times New Roman"/>
                 <w:sz w:val="21"/>
               </w:rPr>
-              <w:t>/</w:t>
-            </w:r>
-            <w:r>
-              <w:rPr>
-                <w:rFonts w:ascii="Times New Roman" w:eastAsia="宋体" w:hAnsi="Times New Roman" w:cs="宋体"/>
-                <w:sz w:val="21"/>
-              </w:rPr>
-              <w:t>项目管理</w:t>
+            </w:r>
+            <w:r>
+              <w:rPr>
+                <w:rFonts w:ascii="Times New Roman" w:eastAsia="宋体" w:hAnsi="Times New Roman" w:cs="宋体"/>
+                <w:sz w:val="21"/>
+              </w:rPr>
+            </w:r>
+            <w:r>
+              <w:rPr>
+                <w:b w:val="0"/>
+                <w:sz w:val="20"/>
+              </w:rPr>
+              <w:t>求职意向：经营分析（数据分析方向）</w:t>
             </w:r>
           </w:p>
         </w:tc>
@@ -411,140 +412,134 @@
                 <w:bCs/>
                 <w:sz w:val="21"/>
               </w:rPr>
+            </w:r>
+            <w:r>
+              <w:rPr>
+                <w:rFonts w:ascii="Times New Roman" w:eastAsia="宋体" w:hAnsi="Times New Roman" w:cs="宋体"/>
+                <w:sz w:val="21"/>
+              </w:rPr>
+            </w:r>
+            <w:r>
+              <w:rPr>
+                <w:rFonts w:ascii="Times New Roman" w:eastAsia="宋体" w:hAnsi="Times New Roman" w:cs="宋体"/>
+                <w:sz w:val="21"/>
+              </w:rPr>
+            </w:r>
+            <w:r>
+              <w:rPr>
+                <w:rFonts w:ascii="Times New Roman" w:eastAsia="宋体" w:hAnsi="Times New Roman" w:cs="宋体"/>
+                <w:sz w:val="21"/>
+              </w:rPr>
+            </w:r>
+            <w:r>
+              <w:rPr>
+                <w:rFonts w:ascii="Times New Roman" w:eastAsia="宋体" w:hAnsi="Times New Roman" w:cs="宋体"/>
+                <w:sz w:val="21"/>
+              </w:rPr>
+            </w:r>
+            <w:r>
+              <w:rPr>
+                <w:rFonts w:ascii="Times New Roman" w:eastAsia="宋体" w:hAnsi="Times New Roman" w:cs="宋体"/>
+                <w:sz w:val="21"/>
+              </w:rPr>
+            </w:r>
+            <w:r>
+              <w:rPr>
+                <w:rFonts w:ascii="Times New Roman" w:eastAsia="宋体" w:hAnsi="Times New Roman" w:cs="宋体"/>
+                <w:sz w:val="21"/>
+              </w:rPr>
+            </w:r>
+            <w:r>
+              <w:rPr>
+                <w:rFonts w:ascii="Times New Roman" w:eastAsia="宋体" w:hAnsi="Times New Roman" w:cs="宋体"/>
+                <w:sz w:val="21"/>
+              </w:rPr>
+            </w:r>
+            <w:r>
+              <w:rPr>
+                <w:rFonts w:ascii="Times New Roman" w:eastAsia="宋体" w:hAnsi="Times New Roman" w:cs="宋体"/>
+                <w:sz w:val="21"/>
+              </w:rPr>
+            </w:r>
+            <w:r>
+              <w:rPr>
+                <w:rFonts w:ascii="Times New Roman" w:eastAsia="宋体" w:hAnsi="Times New Roman" w:cs="宋体"/>
+                <w:sz w:val="21"/>
+              </w:rPr>
+            </w:r>
+            <w:r>
+              <w:rPr>
+                <w:rFonts w:ascii="Times New Roman" w:eastAsia="宋体" w:hAnsi="Times New Roman" w:cs="宋体"/>
+                <w:sz w:val="21"/>
+              </w:rPr>
+            </w:r>
+            <w:r>
+              <w:rPr>
+                <w:rFonts w:ascii="Times New Roman" w:eastAsia="宋体" w:hAnsi="Times New Roman" w:cs="宋体"/>
+                <w:sz w:val="21"/>
+              </w:rPr>
+            </w:r>
+            <w:r>
+              <w:rPr>
+                <w:rFonts w:ascii="Times New Roman" w:eastAsia="宋体" w:hAnsi="Times New Roman" w:cs="宋体"/>
+                <w:sz w:val="21"/>
+              </w:rPr>
+            </w:r>
+            <w:r>
+              <w:rPr>
+                <w:rFonts w:ascii="Times New Roman" w:eastAsia="宋体" w:hAnsi="Times New Roman" w:cs="宋体"/>
+                <w:sz w:val="21"/>
+              </w:rPr>
+            </w:r>
+            <w:r>
+              <w:rPr>
+                <w:rFonts w:ascii="Times New Roman" w:eastAsia="宋体" w:hAnsi="Times New Roman" w:cs="宋体"/>
+                <w:sz w:val="21"/>
+              </w:rPr>
+            </w:r>
+            <w:r>
+              <w:rPr>
+                <w:rFonts w:ascii="Times New Roman" w:eastAsia="宋体" w:hAnsi="Times New Roman" w:cs="宋体"/>
+                <w:sz w:val="21"/>
+              </w:rPr>
+            </w:r>
+            <w:r>
+              <w:rPr>
+                <w:rFonts w:ascii="Times New Roman" w:eastAsia="宋体" w:hAnsi="Times New Roman" w:cs="宋体"/>
+                <w:sz w:val="21"/>
+              </w:rPr>
+            </w:r>
+            <w:r>
+              <w:rPr>
+                <w:rFonts w:ascii="Times New Roman" w:eastAsia="宋体" w:hAnsi="Times New Roman" w:cs="宋体"/>
+                <w:sz w:val="21"/>
+              </w:rPr>
+            </w:r>
+            <w:r>
+              <w:rPr>
+                <w:rFonts w:ascii="Times New Roman" w:eastAsia="宋体" w:hAnsi="Times New Roman" w:cs="宋体"/>
+                <w:sz w:val="21"/>
+              </w:rPr>
+            </w:r>
+            <w:r>
+              <w:rPr>
+                <w:rFonts w:ascii="Times New Roman" w:eastAsia="宋体" w:hAnsi="Times New Roman" w:cs="宋体"/>
+                <w:sz w:val="21"/>
+              </w:rPr>
+            </w:r>
+            <w:r>
+              <w:rPr>
+                <w:b/>
+                <w:sz w:val="18"/>
+              </w:rPr>
               <w:t>个人优势：</w:t>
             </w:r>
             <w:r>
               <w:rPr>
-                <w:rFonts w:ascii="Times New Roman" w:eastAsia="宋体" w:hAnsi="Times New Roman" w:cs="宋体"/>
-                <w:sz w:val="21"/>
-              </w:rPr>
-              <w:t>供应链建模：独立完成社区团购选址</w:t>
-            </w:r>
-            <w:r>
-              <w:rPr>
-                <w:rFonts w:ascii="Times New Roman" w:eastAsia="宋体" w:hAnsi="Times New Roman" w:cs="宋体"/>
-                <w:sz w:val="21"/>
-              </w:rPr>
-              <w:t>-</w:t>
-            </w:r>
-            <w:r>
-              <w:rPr>
-                <w:rFonts w:ascii="Times New Roman" w:eastAsia="宋体" w:hAnsi="Times New Roman" w:cs="宋体"/>
-                <w:sz w:val="21"/>
-              </w:rPr>
-              <w:t>路径优化，将年龄分层与电梯等待时间纳入模型，</w:t>
-            </w:r>
-            <w:r>
-              <w:rPr>
-                <w:rFonts w:ascii="Times New Roman" w:eastAsia="宋体" w:hAnsi="Times New Roman" w:cs="宋体"/>
-                <w:sz w:val="21"/>
-              </w:rPr>
-              <w:t>Python</w:t>
-            </w:r>
-            <w:r>
-              <w:rPr>
-                <w:rFonts w:ascii="Times New Roman" w:eastAsia="宋体" w:hAnsi="Times New Roman" w:cs="宋体"/>
-                <w:sz w:val="21"/>
-              </w:rPr>
-              <w:t>求解，成本降低</w:t>
-            </w:r>
-            <w:r>
-              <w:rPr>
-                <w:rFonts w:ascii="Times New Roman" w:eastAsia="宋体" w:hAnsi="Times New Roman" w:cs="宋体"/>
-                <w:sz w:val="21"/>
-              </w:rPr>
-              <w:t>18.7%</w:t>
-            </w:r>
-            <w:r>
-              <w:rPr>
-                <w:rFonts w:ascii="Times New Roman" w:eastAsia="宋体" w:hAnsi="Times New Roman" w:cs="宋体"/>
-                <w:sz w:val="21"/>
-              </w:rPr>
-              <w:t>；数据分析：掌握</w:t>
-            </w:r>
-            <w:r>
-              <w:rPr>
-                <w:rFonts w:ascii="Times New Roman" w:eastAsia="宋体" w:hAnsi="Times New Roman" w:cs="宋体"/>
-                <w:sz w:val="21"/>
-              </w:rPr>
-              <w:t>Python/R/SPSS</w:t>
-            </w:r>
-            <w:r>
-              <w:rPr>
-                <w:rFonts w:ascii="Times New Roman" w:eastAsia="宋体" w:hAnsi="Times New Roman" w:cs="宋体"/>
-                <w:sz w:val="21"/>
-              </w:rPr>
-              <w:t>，累计处理</w:t>
-            </w:r>
-            <w:r>
-              <w:rPr>
-                <w:rFonts w:ascii="Times New Roman" w:eastAsia="宋体" w:hAnsi="Times New Roman" w:cs="宋体"/>
-                <w:sz w:val="21"/>
-              </w:rPr>
-              <w:t>4.5</w:t>
-            </w:r>
-            <w:r>
-              <w:rPr>
-                <w:rFonts w:ascii="Times New Roman" w:eastAsia="宋体" w:hAnsi="Times New Roman" w:cs="宋体"/>
-                <w:sz w:val="21"/>
-              </w:rPr>
-              <w:t>万</w:t>
-            </w:r>
-            <w:r>
-              <w:rPr>
-                <w:rFonts w:ascii="Times New Roman" w:eastAsia="宋体" w:hAnsi="Times New Roman" w:cs="宋体"/>
-                <w:sz w:val="21"/>
-              </w:rPr>
-              <w:t>+</w:t>
-            </w:r>
-            <w:r>
-              <w:rPr>
-                <w:rFonts w:ascii="Times New Roman" w:eastAsia="宋体" w:hAnsi="Times New Roman" w:cs="宋体"/>
-                <w:sz w:val="21"/>
-              </w:rPr>
-              <w:t>条业务数据，完成银行营销客户分层与电商用户体验统计分析；工具落地：熟练使用</w:t>
-            </w:r>
-            <w:r>
-              <w:rPr>
-                <w:rFonts w:ascii="Times New Roman" w:eastAsia="宋体" w:hAnsi="Times New Roman" w:cs="宋体"/>
-                <w:sz w:val="21"/>
-              </w:rPr>
-              <w:t>Excel</w:t>
-            </w:r>
-            <w:r>
-              <w:rPr>
-                <w:rFonts w:ascii="Times New Roman" w:eastAsia="宋体" w:hAnsi="Times New Roman" w:cs="宋体"/>
-                <w:sz w:val="21"/>
-              </w:rPr>
-              <w:t>透视表</w:t>
-            </w:r>
-            <w:r>
-              <w:rPr>
-                <w:rFonts w:ascii="Times New Roman" w:eastAsia="宋体" w:hAnsi="Times New Roman" w:cs="宋体"/>
-                <w:sz w:val="21"/>
-              </w:rPr>
-              <w:t>/VLOOKUP/</w:t>
-            </w:r>
-            <w:r>
-              <w:rPr>
-                <w:rFonts w:ascii="Times New Roman" w:eastAsia="宋体" w:hAnsi="Times New Roman" w:cs="宋体"/>
-                <w:sz w:val="21"/>
-              </w:rPr>
-              <w:t>函数，用友</w:t>
-            </w:r>
-            <w:r>
-              <w:rPr>
-                <w:rFonts w:ascii="Times New Roman" w:eastAsia="宋体" w:hAnsi="Times New Roman" w:cs="宋体"/>
-                <w:sz w:val="21"/>
-              </w:rPr>
-              <w:t>U8+ ERP</w:t>
-            </w:r>
-            <w:r>
-              <w:rPr>
-                <w:rFonts w:ascii="Times New Roman" w:eastAsia="宋体" w:hAnsi="Times New Roman" w:cs="宋体"/>
-                <w:sz w:val="21"/>
-              </w:rPr>
-              <w:t>全流程操作，能快速将分析结果转化为可执行方案</w:t>
+                <w:b w:val="0"/>
+                <w:sz w:val="18"/>
+              </w:rPr>
+              <w:t>数据分析：掌握SPSS/Excel/Python/R，累计处理4.5万+条业务数据，独立完成社区团购选址-路径优化模型；独立主导：3个课程研究项目从需求定义到成果交付全流程，具备从0到1的项目推进能力；运营视角：供应链背景带来"从运营看数据"的独特视角，习惯发现运营漏洞与行业规律；细致较真：200+份材料零差错，三级校验机制匹配数据分析准确性要求</w:t>
             </w:r>
           </w:p>
         </w:tc>
@@ -847,6 +842,13 @@
                 <w:bCs/>
               </w:rPr>
             </w:pPr>
+            <w:r>
+              <w:rPr>
+                <w:b/>
+                <w:sz w:val="22"/>
+              </w:rPr>
+              <w:t>山东大学</w:t>
+            </w:r>
           </w:p>
         </w:tc>
       </w:tr>
@@ -914,6 +916,13 @@
                 <w:sz w:val="21"/>
               </w:rPr>
             </w:pPr>
+            <w:r>
+              <w:rPr>
+                <w:b w:val="0"/>
+                <w:sz w:val="19"/>
+              </w:rPr>
+              <w:t>核心课程：统计学、Python程序设计、供应链建模与仿真、大数据分析与挖掘、运筹学、供应链管理、ERP供应链管理综合实验</w:t>
+            </w:r>
           </w:p>
         </w:tc>
         <w:tc>
@@ -953,42 +962,43 @@
                 <w:bCs/>
                 <w:sz w:val="21"/>
               </w:rPr>
-              <w:t>核心课程：</w:t>
-            </w:r>
-            <w:r>
-              <w:rPr>
-                <w:rFonts w:ascii="Times New Roman" w:eastAsia="宋体" w:hAnsi="Times New Roman" w:cs="宋体"/>
-                <w:sz w:val="21"/>
-              </w:rPr>
-              <w:t>统计学、</w:t>
-            </w:r>
-            <w:r>
-              <w:rPr>
-                <w:rFonts w:ascii="Times New Roman" w:eastAsia="宋体" w:hAnsi="Times New Roman" w:cs="宋体"/>
-                <w:sz w:val="21"/>
-              </w:rPr>
-              <w:t>Python</w:t>
-            </w:r>
-            <w:r>
-              <w:rPr>
-                <w:rFonts w:ascii="Times New Roman" w:eastAsia="宋体" w:hAnsi="Times New Roman" w:cs="宋体"/>
-                <w:sz w:val="21"/>
-              </w:rPr>
-              <w:t>程序设计、供应链建模与仿真、大数据分析与挖掘、运筹学、供应链管理、</w:t>
-            </w:r>
-            <w:r>
-              <w:rPr>
-                <w:rFonts w:ascii="Times New Roman" w:eastAsia="宋体" w:hAnsi="Times New Roman" w:cs="宋体"/>
-                <w:sz w:val="21"/>
-              </w:rPr>
-              <w:t>ERP</w:t>
-            </w:r>
-            <w:r>
-              <w:rPr>
-                <w:rFonts w:ascii="Times New Roman" w:eastAsia="宋体" w:hAnsi="Times New Roman" w:cs="宋体"/>
-                <w:sz w:val="21"/>
-              </w:rPr>
-              <w:t>供应链管理综合实验</w:t>
+            </w:r>
+            <w:r>
+              <w:rPr>
+                <w:rFonts w:ascii="Times New Roman" w:eastAsia="宋体" w:hAnsi="Times New Roman" w:cs="宋体"/>
+                <w:sz w:val="21"/>
+              </w:rPr>
+            </w:r>
+            <w:r>
+              <w:rPr>
+                <w:rFonts w:ascii="Times New Roman" w:eastAsia="宋体" w:hAnsi="Times New Roman" w:cs="宋体"/>
+                <w:sz w:val="21"/>
+              </w:rPr>
+            </w:r>
+            <w:r>
+              <w:rPr>
+                <w:rFonts w:ascii="Times New Roman" w:eastAsia="宋体" w:hAnsi="Times New Roman" w:cs="宋体"/>
+                <w:sz w:val="21"/>
+              </w:rPr>
+            </w:r>
+            <w:r>
+              <w:rPr>
+                <w:rFonts w:ascii="Times New Roman" w:eastAsia="宋体" w:hAnsi="Times New Roman" w:cs="宋体"/>
+                <w:sz w:val="21"/>
+              </w:rPr>
+            </w:r>
+            <w:r>
+              <w:rPr>
+                <w:rFonts w:ascii="Times New Roman" w:eastAsia="宋体" w:hAnsi="Times New Roman" w:cs="宋体"/>
+                <w:sz w:val="21"/>
+              </w:rPr>
+            </w:r>
+            <w:r>
+              <w:rPr>
+                <w:b w:val="0"/>
+                <w:sz w:val="19"/>
+              </w:rPr>
+              <w:t>荣誉奖励：山东大学2024—2025年暑期社会实践专项优秀等级</w:t>
             </w:r>
           </w:p>
         </w:tc>
@@ -3304,7 +3314,7 @@
       </w:tblGrid>
       <w:tr>
         <w:trPr>
-          <w:trHeight w:val="1253"/>
+          <w:trHeight w:val="1253" w:hRule="atLeast"/>
           <w:jc w:val="center"/>
         </w:trPr>
         <w:tc>
@@ -3322,7 +3332,7 @@
               <w:bottom w:w="0" w:type="dxa"/>
               <w:right w:w="85" w:type="dxa"/>
             </w:tcMar>
-            <w:vAlign w:val="center"/>
+            <w:vAlign w:val="top"/>
           </w:tcPr>
           <w:p>
             <w:pPr>
@@ -3349,7 +3359,7 @@
               <w:bottom w:w="0" w:type="dxa"/>
               <w:right w:w="85" w:type="dxa"/>
             </w:tcMar>
-            <w:vAlign w:val="center"/>
+            <w:vAlign w:val="top"/>
           </w:tcPr>
           <w:p>
             <w:pPr>
@@ -3441,12 +3451,6 @@
                 <w:sz w:val="21"/>
               </w:rPr>
             </w:r>
-            <w:r>
-              <w:rPr>
-                <w:b w:val="0"/>
-                <w:sz w:val="21"/>
-              </w:rPr>
-            </w:r>
           </w:p>
           <w:p>
             <w:pPr>
@@ -3465,56 +3469,48 @@
                 <w:bCs/>
                 <w:sz w:val="21"/>
               </w:rPr>
-              <w:t>办公软件：</w:t>
             </w:r>
             <w:r>
               <w:rPr>
                 <w:rFonts w:ascii="Times New Roman" w:eastAsia="宋体" w:hAnsi="Times New Roman" w:cs="宋体" w:hint="default"/>
                 <w:sz w:val="21"/>
               </w:rPr>
-              <w:t>Excel</w:t>
-            </w:r>
-            <w:r>
-              <w:rPr>
-                <w:rFonts w:ascii="Times New Roman" w:eastAsia="宋体" w:hAnsi="Times New Roman" w:cs="宋体"/>
-                <w:sz w:val="21"/>
-              </w:rPr>
-              <w:t>（数据透视表、</w:t>
+            </w:r>
+            <w:r>
+              <w:rPr>
+                <w:rFonts w:ascii="Times New Roman" w:eastAsia="宋体" w:hAnsi="Times New Roman" w:cs="宋体"/>
+                <w:sz w:val="21"/>
+              </w:rPr>
             </w:r>
             <w:r>
               <w:rPr>
                 <w:rFonts w:ascii="Times New Roman" w:eastAsia="宋体" w:hAnsi="Times New Roman" w:cs="宋体" w:hint="default"/>
                 <w:sz w:val="21"/>
               </w:rPr>
-              <w:t>VLOOKUP</w:t>
-            </w:r>
-            <w:r>
-              <w:rPr>
-                <w:rFonts w:ascii="Times New Roman" w:eastAsia="宋体" w:hAnsi="Times New Roman" w:cs="宋体"/>
-                <w:sz w:val="21"/>
-              </w:rPr>
-              <w:t>、函数公式、电子台账搭建、图表可视化）、</w:t>
+            </w:r>
+            <w:r>
+              <w:rPr>
+                <w:rFonts w:ascii="Times New Roman" w:eastAsia="宋体" w:hAnsi="Times New Roman" w:cs="宋体"/>
+                <w:sz w:val="21"/>
+              </w:rPr>
             </w:r>
             <w:r>
               <w:rPr>
                 <w:rFonts w:ascii="Times New Roman" w:eastAsia="宋体" w:hAnsi="Times New Roman" w:cs="宋体" w:hint="default"/>
                 <w:sz w:val="21"/>
               </w:rPr>
-              <w:t>Word</w:t>
-            </w:r>
-            <w:r>
-              <w:rPr>
-                <w:rFonts w:ascii="Times New Roman" w:eastAsia="宋体" w:hAnsi="Times New Roman" w:cs="宋体"/>
-                <w:sz w:val="21"/>
-              </w:rPr>
-              <w:t>、</w:t>
+            </w:r>
+            <w:r>
+              <w:rPr>
+                <w:rFonts w:ascii="Times New Roman" w:eastAsia="宋体" w:hAnsi="Times New Roman" w:cs="宋体"/>
+                <w:sz w:val="21"/>
+              </w:rPr>
             </w:r>
             <w:r>
               <w:rPr>
                 <w:rFonts w:ascii="Times New Roman" w:eastAsia="宋体" w:hAnsi="Times New Roman" w:cs="宋体" w:hint="default"/>
                 <w:sz w:val="21"/>
               </w:rPr>
-              <w:t>PPT</w:t>
             </w:r>
           </w:p>
           <w:p>
@@ -3534,70 +3530,60 @@
                 <w:bCs/>
                 <w:sz w:val="21"/>
               </w:rPr>
-              <w:t>业务系统：</w:t>
-            </w:r>
-            <w:r>
-              <w:rPr>
-                <w:rFonts w:ascii="Times New Roman" w:eastAsia="宋体" w:hAnsi="Times New Roman" w:cs="宋体"/>
-                <w:sz w:val="21"/>
-              </w:rPr>
-              <w:t>用友</w:t>
+            </w:r>
+            <w:r>
+              <w:rPr>
+                <w:rFonts w:ascii="Times New Roman" w:eastAsia="宋体" w:hAnsi="Times New Roman" w:cs="宋体"/>
+                <w:sz w:val="21"/>
+              </w:rPr>
             </w:r>
             <w:r>
               <w:rPr>
                 <w:rFonts w:ascii="Times New Roman" w:eastAsia="宋体" w:hAnsi="Times New Roman" w:cs="宋体" w:hint="default"/>
                 <w:sz w:val="21"/>
               </w:rPr>
-              <w:t>U8+ ERP</w:t>
-            </w:r>
-            <w:r>
-              <w:rPr>
-                <w:rFonts w:ascii="Times New Roman" w:eastAsia="宋体" w:hAnsi="Times New Roman" w:cs="宋体"/>
-                <w:sz w:val="21"/>
-              </w:rPr>
-              <w:t>（采购</w:t>
+            </w:r>
+            <w:r>
+              <w:rPr>
+                <w:rFonts w:ascii="Times New Roman" w:eastAsia="宋体" w:hAnsi="Times New Roman" w:cs="宋体"/>
+                <w:sz w:val="21"/>
+              </w:rPr>
             </w:r>
             <w:r>
               <w:rPr>
                 <w:rFonts w:ascii="Times New Roman" w:eastAsia="宋体" w:hAnsi="Times New Roman" w:cs="宋体" w:hint="default"/>
                 <w:sz w:val="21"/>
               </w:rPr>
-              <w:t>/</w:t>
-            </w:r>
-            <w:r>
-              <w:rPr>
-                <w:rFonts w:ascii="Times New Roman" w:eastAsia="宋体" w:hAnsi="Times New Roman" w:cs="宋体"/>
-                <w:sz w:val="21"/>
-              </w:rPr>
-              <w:t>销售</w:t>
+            </w:r>
+            <w:r>
+              <w:rPr>
+                <w:rFonts w:ascii="Times New Roman" w:eastAsia="宋体" w:hAnsi="Times New Roman" w:cs="宋体"/>
+                <w:sz w:val="21"/>
+              </w:rPr>
             </w:r>
             <w:r>
               <w:rPr>
                 <w:rFonts w:ascii="Times New Roman" w:eastAsia="宋体" w:hAnsi="Times New Roman" w:cs="宋体" w:hint="default"/>
                 <w:sz w:val="21"/>
               </w:rPr>
-              <w:t>/</w:t>
-            </w:r>
-            <w:r>
-              <w:rPr>
-                <w:rFonts w:ascii="Times New Roman" w:eastAsia="宋体" w:hAnsi="Times New Roman" w:cs="宋体"/>
-                <w:sz w:val="21"/>
-              </w:rPr>
-              <w:t>库存</w:t>
+            </w:r>
+            <w:r>
+              <w:rPr>
+                <w:rFonts w:ascii="Times New Roman" w:eastAsia="宋体" w:hAnsi="Times New Roman" w:cs="宋体"/>
+                <w:sz w:val="21"/>
+              </w:rPr>
             </w:r>
             <w:r>
               <w:rPr>
                 <w:rFonts w:ascii="Times New Roman" w:eastAsia="宋体" w:hAnsi="Times New Roman" w:cs="宋体" w:hint="default"/>
                 <w:sz w:val="21"/>
               </w:rPr>
-              <w:t>/</w:t>
-            </w:r>
-            <w:r>
-              <w:rPr>
-                <w:rFonts w:ascii="Times New Roman" w:eastAsia="宋体" w:hAnsi="Times New Roman" w:cs="宋体"/>
-                <w:sz w:val="21"/>
-              </w:rPr>
-              <w:t>存货核算全流程操作，熟悉单据流转与模块联动）</w:t>
+            </w:r>
+            <w:r>
+              <w:rPr>
+                <w:rFonts w:ascii="Times New Roman" w:eastAsia="宋体" w:hAnsi="Times New Roman" w:cs="宋体"/>
+                <w:sz w:val="21"/>
+              </w:rPr>
             </w:r>
           </w:p>
           <w:p>
@@ -3617,21 +3603,18 @@
                 <w:bCs/>
                 <w:sz w:val="21"/>
               </w:rPr>
-              <w:t>语言能力：</w:t>
             </w:r>
             <w:r>
               <w:rPr>
                 <w:rFonts w:ascii="Times New Roman" w:eastAsia="宋体" w:hAnsi="Times New Roman" w:cs="宋体" w:hint="default"/>
                 <w:sz w:val="21"/>
               </w:rPr>
-              <w:t>CET-4</w:t>
-            </w:r>
-            <w:r>
-              <w:rPr>
-                <w:rFonts w:ascii="Times New Roman" w:eastAsia="宋体" w:hAnsi="Times New Roman" w:cs="宋体"/>
-                <w:sz w:val="21"/>
-              </w:rPr>
-              <w:t>，可阅读英文专业资料</w:t>
+            </w:r>
+            <w:r>
+              <w:rPr>
+                <w:rFonts w:ascii="Times New Roman" w:eastAsia="宋体" w:hAnsi="Times New Roman" w:cs="宋体"/>
+                <w:sz w:val="21"/>
+              </w:rPr>
             </w:r>
           </w:p>
         </w:tc>
